--- a/docs/english-animated/build/a11-unit08/EnglishAnimated_A11_Unit08.docx
+++ b/docs/english-animated/build/a11-unit08/EnglishAnimated_A11_Unit08.docx
@@ -957,7 +957,13 @@
         <w:pStyle w:val="BlockText"/>
       </w:pPr>
       <w:r>
-        <w:t xml:space="preserve">nurse · kitchen · driver · office · cook · hospital · cleaner · factory · manager · school</w:t>
+        <w:t xml:space="preserve">hospital · kitchen · cook · nurse · office · factory · cleaner · manager · school ·</w:t>
+      </w:r>
+      <w:r>
+        <w:t xml:space="preserve"> </w:t>
+      </w:r>
+      <w:r>
+        <w:t xml:space="preserve">driver</w:t>
       </w:r>
     </w:p>
     <w:tbl>
@@ -4960,7 +4966,7 @@
         <w:pStyle w:val="Compact"/>
       </w:pPr>
       <w:r>
-        <w:t xml:space="preserve">She ______ the floor every evening.</w:t>
+        <w:t xml:space="preserve">He ______ coffee at this moment.</w:t>
       </w:r>
       <w:r>
         <w:t xml:space="preserve"> </w:t>
@@ -4970,7 +4976,7 @@
           <w:iCs/>
           <w:i/>
         </w:rPr>
-        <w:t xml:space="preserve">(clean)</w:t>
+        <w:t xml:space="preserve">(make)</w:t>
       </w:r>
     </w:p>
     <w:p>
@@ -4982,7 +4988,7 @@
         <w:pStyle w:val="Compact"/>
       </w:pPr>
       <w:r>
-        <w:t xml:space="preserve">Look — she ______ the floor now.</w:t>
+        <w:t xml:space="preserve">They ______ customers all day on Saturday.</w:t>
       </w:r>
       <w:r>
         <w:t xml:space="preserve"> </w:t>
@@ -4992,7 +4998,7 @@
           <w:iCs/>
           <w:i/>
         </w:rPr>
-        <w:t xml:space="preserve">(clean)</w:t>
+        <w:t xml:space="preserve">(serve)</w:t>
       </w:r>
     </w:p>
     <w:p>
@@ -5004,7 +5010,7 @@
         <w:pStyle w:val="Compact"/>
       </w:pPr>
       <w:r>
-        <w:t xml:space="preserve">He ______ coffee about forty times a morning.</w:t>
+        <w:t xml:space="preserve">Listen — somebody ______ the phone.</w:t>
       </w:r>
       <w:r>
         <w:t xml:space="preserve"> </w:t>
@@ -5014,7 +5020,7 @@
           <w:iCs/>
           <w:i/>
         </w:rPr>
-        <w:t xml:space="preserve">(make)</w:t>
+        <w:t xml:space="preserve">(answer)</w:t>
       </w:r>
     </w:p>
     <w:p>
@@ -5026,7 +5032,7 @@
         <w:pStyle w:val="Compact"/>
       </w:pPr>
       <w:r>
-        <w:t xml:space="preserve">He ______ coffee at this moment.</w:t>
+        <w:t xml:space="preserve">He ______ coffee about forty times a morning.</w:t>
       </w:r>
       <w:r>
         <w:t xml:space="preserve"> </w:t>
@@ -5048,7 +5054,7 @@
         <w:pStyle w:val="Compact"/>
       </w:pPr>
       <w:r>
-        <w:t xml:space="preserve">They ______ customers all day on Saturday.</w:t>
+        <w:t xml:space="preserve">She ______ the floor every evening.</w:t>
       </w:r>
       <w:r>
         <w:t xml:space="preserve"> </w:t>
@@ -5058,7 +5064,7 @@
           <w:iCs/>
           <w:i/>
         </w:rPr>
-        <w:t xml:space="preserve">(serve)</w:t>
+        <w:t xml:space="preserve">(clean)</w:t>
       </w:r>
     </w:p>
     <w:p>
@@ -5070,7 +5076,7 @@
         <w:pStyle w:val="Compact"/>
       </w:pPr>
       <w:r>
-        <w:t xml:space="preserve">Listen — somebody ______ the phone.</w:t>
+        <w:t xml:space="preserve">Look — she ______ the floor now.</w:t>
       </w:r>
       <w:r>
         <w:t xml:space="preserve"> </w:t>
@@ -5080,7 +5086,7 @@
           <w:iCs/>
           <w:i/>
         </w:rPr>
-        <w:t xml:space="preserve">(answer)</w:t>
+        <w:t xml:space="preserve">(clean)</w:t>
       </w:r>
     </w:p>
     <w:p>
